--- a/worlds/korvin-merrow/file-review/upload/filesystem/hospitalist_progress_hd1_hd2_05192026.docx
+++ b/worlds/korvin-merrow/file-review/upload/filesystem/hospitalist_progress_hd1_hd2_05192026.docx
@@ -840,7 +840,7 @@
       <w:r>
         <w:rPr>
           <w:rFonts w:ascii="Arial" w:hAnsi="Arial"/>
-          <w:b/>
+          <w:b w:val="0"/>
           <w:i w:val="0"/>
           <w:sz w:val="19"/>
         </w:rPr>
@@ -858,7 +858,7 @@
       <w:r>
         <w:rPr>
           <w:rFonts w:ascii="Arial" w:hAnsi="Arial"/>
-          <w:b/>
+          <w:b w:val="0"/>
           <w:i w:val="0"/>
           <w:sz w:val="19"/>
         </w:rPr>
@@ -876,7 +876,7 @@
       <w:r>
         <w:rPr>
           <w:rFonts w:ascii="Arial" w:hAnsi="Arial"/>
-          <w:b/>
+          <w:b w:val="0"/>
           <w:i w:val="0"/>
           <w:sz w:val="19"/>
         </w:rPr>
@@ -894,7 +894,7 @@
       <w:r>
         <w:rPr>
           <w:rFonts w:ascii="Arial" w:hAnsi="Arial"/>
-          <w:b/>
+          <w:b w:val="0"/>
           <w:i w:val="0"/>
           <w:sz w:val="19"/>
         </w:rPr>
@@ -912,7 +912,7 @@
       <w:r>
         <w:rPr>
           <w:rFonts w:ascii="Arial" w:hAnsi="Arial"/>
-          <w:b/>
+          <w:b w:val="0"/>
           <w:i w:val="0"/>
           <w:sz w:val="19"/>
         </w:rPr>
@@ -1214,7 +1214,7 @@
       <w:r>
         <w:rPr>
           <w:rFonts w:ascii="Arial" w:hAnsi="Arial"/>
-          <w:b/>
+          <w:b w:val="0"/>
           <w:i w:val="0"/>
           <w:sz w:val="19"/>
         </w:rPr>
